--- a/各类表格/4.4 应用系统安全功能验证/素材9：应用系统安全功能核查速查卡.docx
+++ b/各类表格/4.4 应用系统安全功能验证/素材9：应用系统安全功能核查速查卡.docx
@@ -69,7 +69,7 @@
           <w:b w:val="0"/>
           <w:sz w:val="21"/>
         </w:rPr>
-        <w:t>身份鉴别验"你是谁"，访问控制验"你能做什么"，安全审计验"你做过什么留下了什么"。三个维度各挑 2~3 项动手验，比通读十页标准管用。</w:t>
+        <w:t>身份鉴别验"你是谁"，访问控制验"你能做什么"，安全审计验"你做过什么留下了什么"。四个维度各挑 2~3 项动手验，比通读十页标准管用。</w:t>
       </w:r>
     </w:p>
     <w:p>
